--- a/Latest_File.docx
+++ b/Latest_File.docx
@@ -10337,25 +10337,34 @@
         <w:jc w:val="both"/>
         <w:rPr>
           <w:rFonts w:ascii="Book Antiqua" w:eastAsia="Times New Roman" w:hAnsi="Book Antiqua" w:cs="Times New Roman"/>
-          <w:color w:val="FF0000"/>
-          <w:sz w:val="24"/>
-          <w:szCs w:val="24"/>
-        </w:rPr>
-      </w:pPr>
-      <w:r>
-        <w:rPr>
-          <w:rFonts w:ascii="Book Antiqua" w:eastAsia="Times New Roman" w:hAnsi="Book Antiqua" w:cs="Times New Roman"/>
-          <w:color w:val="FF0000"/>
-          <w:sz w:val="24"/>
-          <w:szCs w:val="24"/>
-        </w:rPr>
-        <w:t xml:space="preserve">SELECT </w:t>
+          <w:color w:val="000000" w:themeColor="text1"/>
+          <w:sz w:val="24"/>
+          <w:szCs w:val="24"/>
+        </w:rPr>
+      </w:pPr>
+      <w:r>
+        <w:rPr>
+          <w:rFonts w:ascii="Book Antiqua" w:eastAsia="Times New Roman" w:hAnsi="Book Antiqua" w:cs="Times New Roman"/>
+          <w:color w:val="000000" w:themeColor="text1"/>
+          <w:sz w:val="24"/>
+          <w:szCs w:val="24"/>
+        </w:rPr>
+        <w:t>SELECT</w:t>
+      </w:r>
+      <w:r>
+        <w:rPr>
+          <w:rFonts w:ascii="Book Antiqua" w:eastAsia="Times New Roman" w:hAnsi="Book Antiqua" w:cs="Times New Roman"/>
+          <w:color w:val="000000" w:themeColor="text1"/>
+          <w:sz w:val="24"/>
+          <w:szCs w:val="24"/>
+        </w:rPr>
+        <w:t xml:space="preserve"> </w:t>
       </w:r>
       <w:proofErr w:type="spellStart"/>
       <w:r>
         <w:rPr>
           <w:rFonts w:ascii="Book Antiqua" w:eastAsia="Times New Roman" w:hAnsi="Book Antiqua" w:cs="Times New Roman"/>
-          <w:color w:val="FF0000"/>
+          <w:color w:val="000000" w:themeColor="text1"/>
           <w:sz w:val="24"/>
           <w:szCs w:val="24"/>
         </w:rPr>
@@ -10365,7 +10374,7 @@
       <w:r>
         <w:rPr>
           <w:rFonts w:ascii="Book Antiqua" w:eastAsia="Times New Roman" w:hAnsi="Book Antiqua" w:cs="Times New Roman"/>
-          <w:color w:val="FF0000"/>
+          <w:color w:val="000000" w:themeColor="text1"/>
           <w:sz w:val="24"/>
           <w:szCs w:val="24"/>
         </w:rPr>
@@ -10375,7 +10384,7 @@
       <w:r>
         <w:rPr>
           <w:rFonts w:ascii="Book Antiqua" w:eastAsia="Times New Roman" w:hAnsi="Book Antiqua" w:cs="Times New Roman"/>
-          <w:color w:val="FF0000"/>
+          <w:color w:val="000000" w:themeColor="text1"/>
           <w:sz w:val="24"/>
           <w:szCs w:val="24"/>
         </w:rPr>
@@ -10385,7 +10394,7 @@
       <w:r>
         <w:rPr>
           <w:rFonts w:ascii="Book Antiqua" w:eastAsia="Times New Roman" w:hAnsi="Book Antiqua" w:cs="Times New Roman"/>
-          <w:color w:val="FF0000"/>
+          <w:color w:val="000000" w:themeColor="text1"/>
           <w:sz w:val="24"/>
           <w:szCs w:val="24"/>
         </w:rPr>
@@ -10396,70 +10405,13 @@
       <w:pPr>
         <w:spacing w:after="120" w:line="240" w:lineRule="auto"/>
         <w:jc w:val="both"/>
-        <w:rPr>
-          <w:rFonts w:ascii="Book Antiqua" w:eastAsia="Times New Roman" w:hAnsi="Book Antiqua" w:cs="Times New Roman"/>
-          <w:color w:val="000000"/>
-          <w:sz w:val="24"/>
-          <w:szCs w:val="24"/>
-        </w:rPr>
-      </w:pPr>
-    </w:p>
-    <w:p>
-      <w:pPr>
-        <w:spacing w:after="120" w:line="240" w:lineRule="auto"/>
-        <w:jc w:val="both"/>
-        <w:rPr>
-          <w:rFonts w:ascii="Book Antiqua" w:eastAsia="Times New Roman" w:hAnsi="Book Antiqua" w:cs="Times New Roman"/>
-          <w:color w:val="000000"/>
-          <w:sz w:val="24"/>
-          <w:szCs w:val="24"/>
-        </w:rPr>
-      </w:pPr>
-    </w:p>
-    <w:p>
-      <w:pPr>
-        <w:spacing w:after="120" w:line="240" w:lineRule="auto"/>
-        <w:jc w:val="both"/>
-        <w:rPr>
-          <w:rFonts w:ascii="Book Antiqua" w:eastAsia="Times New Roman" w:hAnsi="Book Antiqua" w:cs="Times New Roman"/>
-          <w:color w:val="000000"/>
-          <w:sz w:val="24"/>
-          <w:szCs w:val="24"/>
-        </w:rPr>
-      </w:pPr>
-      <w:r>
-        <w:rPr>
-          <w:rFonts w:ascii="Book Antiqua" w:eastAsia="Times New Roman" w:hAnsi="Book Antiqua" w:cs="Times New Roman"/>
-          <w:color w:val="000000"/>
-          <w:sz w:val="24"/>
-          <w:szCs w:val="24"/>
-        </w:rPr>
-        <w:t xml:space="preserve">3. Show the use of minus operator with union compatibility </w:t>
-      </w:r>
-    </w:p>
-    <w:p>
-      <w:pPr>
-        <w:spacing w:after="120" w:line="240" w:lineRule="auto"/>
-        <w:jc w:val="both"/>
-        <w:rPr>
-          <w:rFonts w:ascii="Book Antiqua" w:eastAsia="Times New Roman" w:hAnsi="Book Antiqua" w:cs="Times New Roman"/>
-          <w:color w:val="000000"/>
-          <w:sz w:val="24"/>
-          <w:szCs w:val="24"/>
-        </w:rPr>
-      </w:pPr>
-    </w:p>
-    <w:p>
-      <w:pPr>
-        <w:spacing w:after="120" w:line="240" w:lineRule="auto"/>
-        <w:jc w:val="both"/>
-        <w:rPr>
-          <w:rFonts w:ascii="Book Antiqua" w:eastAsia="Times New Roman" w:hAnsi="Book Antiqua" w:cs="Times New Roman"/>
-          <w:color w:val="000000"/>
-          <w:sz w:val="24"/>
-          <w:szCs w:val="24"/>
-        </w:rPr>
-      </w:pPr>
+      </w:pPr>
+      <w:r>
+        <w:rPr>
+          <w:rStyle w:val="g"/>
+        </w:rPr>
+        <w:t>(ERROR)</w:t>
+      </w:r>
       <w:bookmarkStart w:id="0" w:name="_GoBack"/>
       <w:bookmarkEnd w:id="0"/>
     </w:p>
@@ -10479,6 +10431,327 @@
       <w:pPr>
         <w:spacing w:after="120" w:line="240" w:lineRule="auto"/>
         <w:jc w:val="both"/>
+      </w:pPr>
+      <w:r>
+        <w:rPr>
+          <w:rStyle w:val="g"/>
+        </w:rPr>
+        <w:t>SELECT</w:t>
+      </w:r>
+      <w:r>
+        <w:t xml:space="preserve"> </w:t>
+      </w:r>
+      <w:proofErr w:type="spellStart"/>
+      <w:r>
+        <w:t>Sname</w:t>
+      </w:r>
+      <w:proofErr w:type="spellEnd"/>
+      <w:r>
+        <w:t xml:space="preserve"> </w:t>
+      </w:r>
+      <w:r>
+        <w:rPr>
+          <w:rStyle w:val="g"/>
+        </w:rPr>
+        <w:t>FROM</w:t>
+      </w:r>
+      <w:r>
+        <w:t xml:space="preserve"> Supplier </w:t>
+      </w:r>
+      <w:r>
+        <w:rPr>
+          <w:rStyle w:val="g"/>
+        </w:rPr>
+        <w:t>WHERE</w:t>
+      </w:r>
+      <w:r>
+        <w:t xml:space="preserve"> </w:t>
+      </w:r>
+      <w:proofErr w:type="spellStart"/>
+      <w:r>
+        <w:t>Sname</w:t>
+      </w:r>
+      <w:proofErr w:type="spellEnd"/>
+      <w:r>
+        <w:t xml:space="preserve"> </w:t>
+      </w:r>
+      <w:r>
+        <w:rPr>
+          <w:rStyle w:val="g"/>
+        </w:rPr>
+        <w:t>IN</w:t>
+      </w:r>
+      <w:r>
+        <w:t xml:space="preserve"> </w:t>
+      </w:r>
+      <w:proofErr w:type="gramStart"/>
+      <w:r>
+        <w:t xml:space="preserve">( </w:t>
+      </w:r>
+      <w:r>
+        <w:rPr>
+          <w:rStyle w:val="g"/>
+        </w:rPr>
+        <w:t>SELECT</w:t>
+      </w:r>
+      <w:proofErr w:type="gramEnd"/>
+      <w:r>
+        <w:t xml:space="preserve"> </w:t>
+      </w:r>
+      <w:proofErr w:type="spellStart"/>
+      <w:r>
+        <w:t>Pname</w:t>
+      </w:r>
+      <w:proofErr w:type="spellEnd"/>
+      <w:r>
+        <w:t xml:space="preserve"> </w:t>
+      </w:r>
+      <w:r>
+        <w:rPr>
+          <w:rStyle w:val="g"/>
+        </w:rPr>
+        <w:t>FROM</w:t>
+      </w:r>
+      <w:r>
+        <w:t xml:space="preserve"> Part );</w:t>
+      </w:r>
+    </w:p>
+    <w:p>
+      <w:pPr>
+        <w:spacing w:after="120" w:line="240" w:lineRule="auto"/>
+        <w:jc w:val="both"/>
+        <w:rPr>
+          <w:rFonts w:ascii="Book Antiqua" w:eastAsia="Times New Roman" w:hAnsi="Book Antiqua" w:cs="Times New Roman"/>
+          <w:color w:val="000000"/>
+          <w:sz w:val="24"/>
+          <w:szCs w:val="24"/>
+        </w:rPr>
+      </w:pPr>
+      <w:r>
+        <w:rPr>
+          <w:noProof/>
+          <w:lang w:eastAsia="en-IN"/>
+        </w:rPr>
+        <w:drawing>
+          <wp:inline distT="0" distB="0" distL="0" distR="0" wp14:anchorId="2051490C" wp14:editId="7B453FC4">
+            <wp:extent cx="5731510" cy="1091565"/>
+            <wp:effectExtent l="0" t="0" r="2540" b="0"/>
+            <wp:docPr id="45" name="Picture 45"/>
+            <wp:cNvGraphicFramePr>
+              <a:graphicFrameLocks xmlns:a="http://schemas.openxmlformats.org/drawingml/2006/main" noChangeAspect="1"/>
+            </wp:cNvGraphicFramePr>
+            <a:graphic xmlns:a="http://schemas.openxmlformats.org/drawingml/2006/main">
+              <a:graphicData uri="http://schemas.openxmlformats.org/drawingml/2006/picture">
+                <pic:pic xmlns:pic="http://schemas.openxmlformats.org/drawingml/2006/picture">
+                  <pic:nvPicPr>
+                    <pic:cNvPr id="1" name=""/>
+                    <pic:cNvPicPr/>
+                  </pic:nvPicPr>
+                  <pic:blipFill>
+                    <a:blip r:embed="rId50"/>
+                    <a:stretch>
+                      <a:fillRect/>
+                    </a:stretch>
+                  </pic:blipFill>
+                  <pic:spPr>
+                    <a:xfrm>
+                      <a:off x="0" y="0"/>
+                      <a:ext cx="5731510" cy="1091565"/>
+                    </a:xfrm>
+                    <a:prstGeom prst="rect">
+                      <a:avLst/>
+                    </a:prstGeom>
+                  </pic:spPr>
+                </pic:pic>
+              </a:graphicData>
+            </a:graphic>
+          </wp:inline>
+        </w:drawing>
+      </w:r>
+    </w:p>
+    <w:p>
+      <w:pPr>
+        <w:spacing w:after="120" w:line="240" w:lineRule="auto"/>
+        <w:jc w:val="both"/>
+        <w:rPr>
+          <w:rFonts w:ascii="Book Antiqua" w:eastAsia="Times New Roman" w:hAnsi="Book Antiqua" w:cs="Times New Roman"/>
+          <w:color w:val="000000"/>
+          <w:sz w:val="24"/>
+          <w:szCs w:val="24"/>
+        </w:rPr>
+      </w:pPr>
+    </w:p>
+    <w:p>
+      <w:pPr>
+        <w:spacing w:after="120" w:line="240" w:lineRule="auto"/>
+        <w:jc w:val="both"/>
+        <w:rPr>
+          <w:rFonts w:ascii="Book Antiqua" w:eastAsia="Times New Roman" w:hAnsi="Book Antiqua" w:cs="Times New Roman"/>
+          <w:color w:val="000000"/>
+          <w:sz w:val="24"/>
+          <w:szCs w:val="24"/>
+        </w:rPr>
+      </w:pPr>
+      <w:r>
+        <w:rPr>
+          <w:rFonts w:ascii="Book Antiqua" w:eastAsia="Times New Roman" w:hAnsi="Book Antiqua" w:cs="Times New Roman"/>
+          <w:color w:val="000000"/>
+          <w:sz w:val="24"/>
+          <w:szCs w:val="24"/>
+        </w:rPr>
+        <w:t xml:space="preserve">3. Show the use of minus operator with union compatibility </w:t>
+      </w:r>
+    </w:p>
+    <w:p>
+      <w:pPr>
+        <w:spacing w:after="120" w:line="240" w:lineRule="auto"/>
+        <w:jc w:val="both"/>
+        <w:rPr>
+          <w:rFonts w:ascii="Book Antiqua" w:eastAsia="Times New Roman" w:hAnsi="Book Antiqua" w:cs="Times New Roman"/>
+          <w:color w:val="000000"/>
+          <w:sz w:val="24"/>
+          <w:szCs w:val="24"/>
+        </w:rPr>
+      </w:pPr>
+    </w:p>
+    <w:p>
+      <w:pPr>
+        <w:spacing w:after="120" w:line="240" w:lineRule="auto"/>
+        <w:jc w:val="both"/>
+        <w:rPr>
+          <w:rFonts w:ascii="Book Antiqua" w:eastAsia="Times New Roman" w:hAnsi="Book Antiqua" w:cs="Times New Roman"/>
+          <w:color w:val="000000"/>
+          <w:sz w:val="24"/>
+          <w:szCs w:val="24"/>
+        </w:rPr>
+      </w:pPr>
+      <w:r>
+        <w:rPr>
+          <w:rFonts w:ascii="Book Antiqua" w:eastAsia="Times New Roman" w:hAnsi="Book Antiqua" w:cs="Times New Roman"/>
+          <w:color w:val="000000"/>
+          <w:sz w:val="24"/>
+          <w:szCs w:val="24"/>
+        </w:rPr>
+        <w:t xml:space="preserve">SELECT </w:t>
+      </w:r>
+      <w:proofErr w:type="spellStart"/>
+      <w:r>
+        <w:rPr>
+          <w:rFonts w:ascii="Book Antiqua" w:eastAsia="Times New Roman" w:hAnsi="Book Antiqua" w:cs="Times New Roman"/>
+          <w:color w:val="000000"/>
+          <w:sz w:val="24"/>
+          <w:szCs w:val="24"/>
+        </w:rPr>
+        <w:t>Sname</w:t>
+      </w:r>
+      <w:proofErr w:type="spellEnd"/>
+      <w:r>
+        <w:rPr>
+          <w:rFonts w:ascii="Book Antiqua" w:eastAsia="Times New Roman" w:hAnsi="Book Antiqua" w:cs="Times New Roman"/>
+          <w:color w:val="000000"/>
+          <w:sz w:val="24"/>
+          <w:szCs w:val="24"/>
+        </w:rPr>
+        <w:t xml:space="preserve"> FROM Supplier WHERE </w:t>
+      </w:r>
+      <w:proofErr w:type="spellStart"/>
+      <w:r>
+        <w:rPr>
+          <w:rFonts w:ascii="Book Antiqua" w:eastAsia="Times New Roman" w:hAnsi="Book Antiqua" w:cs="Times New Roman"/>
+          <w:color w:val="000000"/>
+          <w:sz w:val="24"/>
+          <w:szCs w:val="24"/>
+        </w:rPr>
+        <w:t>Sname</w:t>
+      </w:r>
+      <w:proofErr w:type="spellEnd"/>
+      <w:r>
+        <w:rPr>
+          <w:rFonts w:ascii="Book Antiqua" w:eastAsia="Times New Roman" w:hAnsi="Book Antiqua" w:cs="Times New Roman"/>
+          <w:color w:val="000000"/>
+          <w:sz w:val="24"/>
+          <w:szCs w:val="24"/>
+        </w:rPr>
+        <w:t xml:space="preserve"> NOT IN (SELECT </w:t>
+      </w:r>
+      <w:proofErr w:type="spellStart"/>
+      <w:r>
+        <w:rPr>
+          <w:rFonts w:ascii="Book Antiqua" w:eastAsia="Times New Roman" w:hAnsi="Book Antiqua" w:cs="Times New Roman"/>
+          <w:color w:val="000000"/>
+          <w:sz w:val="24"/>
+          <w:szCs w:val="24"/>
+        </w:rPr>
+        <w:t>Pname</w:t>
+      </w:r>
+      <w:proofErr w:type="spellEnd"/>
+      <w:r>
+        <w:rPr>
+          <w:rFonts w:ascii="Book Antiqua" w:eastAsia="Times New Roman" w:hAnsi="Book Antiqua" w:cs="Times New Roman"/>
+          <w:color w:val="000000"/>
+          <w:sz w:val="24"/>
+          <w:szCs w:val="24"/>
+        </w:rPr>
+        <w:t xml:space="preserve"> FROM Part);</w:t>
+      </w:r>
+    </w:p>
+    <w:p>
+      <w:pPr>
+        <w:spacing w:after="120" w:line="240" w:lineRule="auto"/>
+        <w:jc w:val="both"/>
+        <w:rPr>
+          <w:rFonts w:ascii="Book Antiqua" w:eastAsia="Times New Roman" w:hAnsi="Book Antiqua" w:cs="Times New Roman"/>
+          <w:color w:val="000000"/>
+          <w:sz w:val="24"/>
+          <w:szCs w:val="24"/>
+        </w:rPr>
+      </w:pPr>
+      <w:r>
+        <w:rPr>
+          <w:noProof/>
+          <w:lang w:eastAsia="en-IN"/>
+        </w:rPr>
+        <w:drawing>
+          <wp:inline distT="0" distB="0" distL="0" distR="0" wp14:anchorId="7B71229C" wp14:editId="10927AE0">
+            <wp:extent cx="5731510" cy="1597025"/>
+            <wp:effectExtent l="0" t="0" r="2540" b="3175"/>
+            <wp:docPr id="43" name="Picture 43"/>
+            <wp:cNvGraphicFramePr>
+              <a:graphicFrameLocks xmlns:a="http://schemas.openxmlformats.org/drawingml/2006/main" noChangeAspect="1"/>
+            </wp:cNvGraphicFramePr>
+            <a:graphic xmlns:a="http://schemas.openxmlformats.org/drawingml/2006/main">
+              <a:graphicData uri="http://schemas.openxmlformats.org/drawingml/2006/picture">
+                <pic:pic xmlns:pic="http://schemas.openxmlformats.org/drawingml/2006/picture">
+                  <pic:nvPicPr>
+                    <pic:cNvPr id="1" name=""/>
+                    <pic:cNvPicPr/>
+                  </pic:nvPicPr>
+                  <pic:blipFill>
+                    <a:blip r:embed="rId51"/>
+                    <a:stretch>
+                      <a:fillRect/>
+                    </a:stretch>
+                  </pic:blipFill>
+                  <pic:spPr>
+                    <a:xfrm>
+                      <a:off x="0" y="0"/>
+                      <a:ext cx="5731510" cy="1597025"/>
+                    </a:xfrm>
+                    <a:prstGeom prst="rect">
+                      <a:avLst/>
+                    </a:prstGeom>
+                  </pic:spPr>
+                </pic:pic>
+              </a:graphicData>
+            </a:graphic>
+          </wp:inline>
+        </w:drawing>
+      </w:r>
+    </w:p>
+    <w:p>
+      <w:pPr>
+        <w:spacing w:after="120" w:line="240" w:lineRule="auto"/>
+        <w:jc w:val="both"/>
         <w:rPr>
           <w:rFonts w:ascii="Book Antiqua" w:eastAsia="Times New Roman" w:hAnsi="Book Antiqua" w:cs="Times New Roman"/>
           <w:color w:val="000000"/>
@@ -10539,6 +10812,81 @@
           <w:szCs w:val="24"/>
         </w:rPr>
       </w:pPr>
+    </w:p>
+    <w:p>
+      <w:pPr>
+        <w:spacing w:after="120" w:line="240" w:lineRule="auto"/>
+        <w:jc w:val="both"/>
+        <w:rPr>
+          <w:rFonts w:ascii="Book Antiqua" w:eastAsia="Times New Roman" w:hAnsi="Book Antiqua" w:cs="Times New Roman"/>
+          <w:color w:val="000000"/>
+          <w:sz w:val="24"/>
+          <w:szCs w:val="24"/>
+        </w:rPr>
+      </w:pPr>
+      <w:r>
+        <w:rPr>
+          <w:rFonts w:ascii="Book Antiqua" w:eastAsia="Times New Roman" w:hAnsi="Book Antiqua" w:cs="Times New Roman"/>
+          <w:color w:val="000000"/>
+          <w:sz w:val="24"/>
+          <w:szCs w:val="24"/>
+        </w:rPr>
+        <w:lastRenderedPageBreak/>
+        <w:t>SELECT * FROM Supplier, Part;</w:t>
+      </w:r>
+    </w:p>
+    <w:p>
+      <w:pPr>
+        <w:spacing w:after="120" w:line="240" w:lineRule="auto"/>
+        <w:jc w:val="both"/>
+        <w:rPr>
+          <w:rFonts w:ascii="Book Antiqua" w:eastAsia="Times New Roman" w:hAnsi="Book Antiqua" w:cs="Times New Roman"/>
+          <w:color w:val="000000"/>
+          <w:sz w:val="24"/>
+          <w:szCs w:val="24"/>
+        </w:rPr>
+      </w:pPr>
+      <w:r>
+        <w:rPr>
+          <w:noProof/>
+          <w:lang w:eastAsia="en-IN"/>
+        </w:rPr>
+        <w:drawing>
+          <wp:inline distT="0" distB="0" distL="0" distR="0" wp14:anchorId="3DE06543" wp14:editId="600A752B">
+            <wp:extent cx="5731510" cy="4667885"/>
+            <wp:effectExtent l="0" t="0" r="2540" b="0"/>
+            <wp:docPr id="44" name="Picture 44"/>
+            <wp:cNvGraphicFramePr>
+              <a:graphicFrameLocks xmlns:a="http://schemas.openxmlformats.org/drawingml/2006/main" noChangeAspect="1"/>
+            </wp:cNvGraphicFramePr>
+            <a:graphic xmlns:a="http://schemas.openxmlformats.org/drawingml/2006/main">
+              <a:graphicData uri="http://schemas.openxmlformats.org/drawingml/2006/picture">
+                <pic:pic xmlns:pic="http://schemas.openxmlformats.org/drawingml/2006/picture">
+                  <pic:nvPicPr>
+                    <pic:cNvPr id="1" name=""/>
+                    <pic:cNvPicPr/>
+                  </pic:nvPicPr>
+                  <pic:blipFill>
+                    <a:blip r:embed="rId52"/>
+                    <a:stretch>
+                      <a:fillRect/>
+                    </a:stretch>
+                  </pic:blipFill>
+                  <pic:spPr>
+                    <a:xfrm>
+                      <a:off x="0" y="0"/>
+                      <a:ext cx="5731510" cy="4667885"/>
+                    </a:xfrm>
+                    <a:prstGeom prst="rect">
+                      <a:avLst/>
+                    </a:prstGeom>
+                  </pic:spPr>
+                </pic:pic>
+              </a:graphicData>
+            </a:graphic>
+          </wp:inline>
+        </w:drawing>
+      </w:r>
     </w:p>
     <w:p>
       <w:pPr>
@@ -10898,40 +11246,40 @@
           <w:sz w:val="24"/>
           <w:szCs w:val="24"/>
         </w:rPr>
+        <w:t xml:space="preserve">2. Select all documents in collection </w:t>
+      </w:r>
+    </w:p>
+    <w:p>
+      <w:pPr>
+        <w:spacing w:after="120" w:line="240" w:lineRule="auto"/>
+        <w:jc w:val="both"/>
+        <w:rPr>
+          <w:rFonts w:ascii="Book Antiqua" w:eastAsia="Times New Roman" w:hAnsi="Book Antiqua" w:cs="Times New Roman"/>
+          <w:color w:val="000000"/>
+          <w:sz w:val="24"/>
+          <w:szCs w:val="24"/>
+        </w:rPr>
+      </w:pPr>
+    </w:p>
+    <w:p>
+      <w:pPr>
+        <w:spacing w:after="120" w:line="240" w:lineRule="auto"/>
+        <w:jc w:val="both"/>
+        <w:rPr>
+          <w:rFonts w:ascii="Book Antiqua" w:eastAsia="Times New Roman" w:hAnsi="Book Antiqua" w:cs="Times New Roman"/>
+          <w:color w:val="000000"/>
+          <w:sz w:val="24"/>
+          <w:szCs w:val="24"/>
+        </w:rPr>
+      </w:pPr>
+      <w:r>
+        <w:rPr>
+          <w:rFonts w:ascii="Book Antiqua" w:eastAsia="Times New Roman" w:hAnsi="Book Antiqua" w:cs="Times New Roman"/>
+          <w:color w:val="000000"/>
+          <w:sz w:val="24"/>
+          <w:szCs w:val="24"/>
+        </w:rPr>
         <w:lastRenderedPageBreak/>
-        <w:t xml:space="preserve">2. Select all documents in collection </w:t>
-      </w:r>
-    </w:p>
-    <w:p>
-      <w:pPr>
-        <w:spacing w:after="120" w:line="240" w:lineRule="auto"/>
-        <w:jc w:val="both"/>
-        <w:rPr>
-          <w:rFonts w:ascii="Book Antiqua" w:eastAsia="Times New Roman" w:hAnsi="Book Antiqua" w:cs="Times New Roman"/>
-          <w:color w:val="000000"/>
-          <w:sz w:val="24"/>
-          <w:szCs w:val="24"/>
-        </w:rPr>
-      </w:pPr>
-    </w:p>
-    <w:p>
-      <w:pPr>
-        <w:spacing w:after="120" w:line="240" w:lineRule="auto"/>
-        <w:jc w:val="both"/>
-        <w:rPr>
-          <w:rFonts w:ascii="Book Antiqua" w:eastAsia="Times New Roman" w:hAnsi="Book Antiqua" w:cs="Times New Roman"/>
-          <w:color w:val="000000"/>
-          <w:sz w:val="24"/>
-          <w:szCs w:val="24"/>
-        </w:rPr>
-      </w:pPr>
-      <w:r>
-        <w:rPr>
-          <w:rFonts w:ascii="Book Antiqua" w:eastAsia="Times New Roman" w:hAnsi="Book Antiqua" w:cs="Times New Roman"/>
-          <w:color w:val="000000"/>
-          <w:sz w:val="24"/>
-          <w:szCs w:val="24"/>
-        </w:rPr>
         <w:t xml:space="preserve">3. Find the count of all suppliers </w:t>
       </w:r>
     </w:p>
@@ -11269,7 +11617,7 @@
     <w:p/>
     <w:p/>
     <w:sectPr>
-      <w:footerReference w:type="default" r:id="rId50"/>
+      <w:footerReference w:type="default" r:id="rId53"/>
       <w:pgSz w:w="11906" w:h="16838"/>
       <w:pgMar w:top="1440" w:right="1440" w:bottom="1440" w:left="1440" w:header="708" w:footer="708" w:gutter="0"/>
       <w:pgBorders>
@@ -11344,7 +11692,7 @@
           <w:rPr>
             <w:noProof/>
           </w:rPr>
-          <w:t>19</w:t>
+          <w:t>20</w:t>
         </w:r>
         <w:r>
           <w:rPr>
@@ -12354,6 +12702,11 @@
     <w:uiPriority w:val="99"/>
     <w:rsid w:val="004F58CF"/>
   </w:style>
+  <w:style w:type="character" w:customStyle="1" w:styleId="g">
+    <w:name w:val="ͼg"/>
+    <w:basedOn w:val="DefaultParagraphFont"/>
+    <w:rsid w:val="00F13B52"/>
+  </w:style>
 </w:styles>
 </file>
 
@@ -12623,7 +12976,7 @@
 </file>
 
 <file path=customXml/itemProps1.xml><?xml version="1.0" encoding="utf-8"?>
-<ds:datastoreItem xmlns:ds="http://schemas.openxmlformats.org/officeDocument/2006/customXml" ds:itemID="{6DFFDD1B-8A93-4487-B15A-400718E8E24C}">
+<ds:datastoreItem xmlns:ds="http://schemas.openxmlformats.org/officeDocument/2006/customXml" ds:itemID="{1BCAA536-8800-4F98-8FB8-A5634FC2A52A}">
   <ds:schemaRefs>
     <ds:schemaRef ds:uri="http://schemas.openxmlformats.org/officeDocument/2006/bibliography"/>
   </ds:schemaRefs>
